--- a/dist/exports/logarithm_revision_notes.docx
+++ b/dist/exports/logarithm_revision_notes.docx
@@ -164,10 +164,10 @@
             <w:r>
               <w:rPr>
                 <w:b/>
-                <w:color w:val="2B6CB0"/>
+                <w:color w:val="718096"/>
                 <w:sz w:val="19"/>
               </w:rPr>
-              <w:t>High</w:t>
+              <w:t>Moderate</w:t>
             </w:r>
           </w:p>
         </w:tc>
@@ -189,7 +189,7 @@
                 <w:color w:val="2D3748"/>
                 <w:sz w:val="19"/>
               </w:rPr>
-              <w:t>Logarithm - Core Application</w:t>
+              <w:t>Logarithm — Standard Calculations &amp; Problem Archetypes</w:t>
             </w:r>
           </w:p>
         </w:tc>
@@ -209,7 +209,7 @@
               <w:rPr>
                 <w:sz w:val="19"/>
               </w:rPr>
-              <w:t>8 PYQs</w:t>
+              <w:t>4 PYQs</w:t>
             </w:r>
           </w:p>
         </w:tc>
@@ -230,7 +230,181 @@
                 <w:color w:val="718096"/>
                 <w:sz w:val="19"/>
               </w:rPr>
-              <w:t>General Concept</w:t>
+              <w:t>Quantitative Analysis</w:t>
+            </w:r>
+          </w:p>
+        </w:tc>
+      </w:tr>
+      <w:tr>
+        <w:tc>
+          <w:tcPr>
+            <w:tcW w:type="dxa" w:w="2160"/>
+            <w:shd w:fill="FFFFFF"/>
+            <w:tcMar>
+              <w:top w:w="80" w:type="dxa"/>
+              <w:bottom w:w="80" w:type="dxa"/>
+              <w:left w:w="150" w:type="dxa"/>
+              <w:right w:w="150" w:type="dxa"/>
+            </w:tcMar>
+          </w:tcPr>
+          <w:p>
+            <w:r>
+              <w:rPr>
+                <w:b/>
+                <w:color w:val="718096"/>
+                <w:sz w:val="19"/>
+              </w:rPr>
+              <w:t>Standard</w:t>
+            </w:r>
+          </w:p>
+        </w:tc>
+        <w:tc>
+          <w:tcPr>
+            <w:tcW w:type="dxa" w:w="4320"/>
+            <w:shd w:fill="FFFFFF"/>
+            <w:tcMar>
+              <w:top w:w="80" w:type="dxa"/>
+              <w:bottom w:w="80" w:type="dxa"/>
+              <w:left w:w="150" w:type="dxa"/>
+              <w:right w:w="150" w:type="dxa"/>
+            </w:tcMar>
+          </w:tcPr>
+          <w:p>
+            <w:r>
+              <w:rPr>
+                <w:b/>
+                <w:color w:val="2D3748"/>
+                <w:sz w:val="19"/>
+              </w:rPr>
+              <w:t>Logarithm — Core Principles &amp; Governing Laws</w:t>
+            </w:r>
+          </w:p>
+        </w:tc>
+        <w:tc>
+          <w:tcPr>
+            <w:tcW w:type="dxa" w:w="1728"/>
+            <w:shd w:fill="FFFFFF"/>
+            <w:tcMar>
+              <w:top w:w="80" w:type="dxa"/>
+              <w:bottom w:w="80" w:type="dxa"/>
+              <w:left w:w="150" w:type="dxa"/>
+              <w:right w:w="150" w:type="dxa"/>
+            </w:tcMar>
+          </w:tcPr>
+          <w:p>
+            <w:r>
+              <w:rPr>
+                <w:sz w:val="19"/>
+              </w:rPr>
+              <w:t>2 PYQs</w:t>
+            </w:r>
+          </w:p>
+        </w:tc>
+        <w:tc>
+          <w:tcPr>
+            <w:tcW w:type="dxa" w:w="1872"/>
+            <w:shd w:fill="FFFFFF"/>
+            <w:tcMar>
+              <w:top w:w="80" w:type="dxa"/>
+              <w:bottom w:w="80" w:type="dxa"/>
+              <w:left w:w="150" w:type="dxa"/>
+              <w:right w:w="150" w:type="dxa"/>
+            </w:tcMar>
+          </w:tcPr>
+          <w:p>
+            <w:r>
+              <w:rPr>
+                <w:color w:val="718096"/>
+                <w:sz w:val="19"/>
+              </w:rPr>
+              <w:t>Core Principle</w:t>
+            </w:r>
+          </w:p>
+        </w:tc>
+      </w:tr>
+      <w:tr>
+        <w:tc>
+          <w:tcPr>
+            <w:tcW w:type="dxa" w:w="2160"/>
+            <w:shd w:fill="F7FAFC"/>
+            <w:tcMar>
+              <w:top w:w="80" w:type="dxa"/>
+              <w:bottom w:w="80" w:type="dxa"/>
+              <w:left w:w="150" w:type="dxa"/>
+              <w:right w:w="150" w:type="dxa"/>
+            </w:tcMar>
+          </w:tcPr>
+          <w:p>
+            <w:r>
+              <w:rPr>
+                <w:b/>
+                <w:color w:val="718096"/>
+                <w:sz w:val="19"/>
+              </w:rPr>
+              <w:t>Standard</w:t>
+            </w:r>
+          </w:p>
+        </w:tc>
+        <w:tc>
+          <w:tcPr>
+            <w:tcW w:type="dxa" w:w="4320"/>
+            <w:shd w:fill="F7FAFC"/>
+            <w:tcMar>
+              <w:top w:w="80" w:type="dxa"/>
+              <w:bottom w:w="80" w:type="dxa"/>
+              <w:left w:w="150" w:type="dxa"/>
+              <w:right w:w="150" w:type="dxa"/>
+            </w:tcMar>
+          </w:tcPr>
+          <w:p>
+            <w:r>
+              <w:rPr>
+                <w:b/>
+                <w:color w:val="2D3748"/>
+                <w:sz w:val="19"/>
+              </w:rPr>
+              <w:t>Logarithm — Applied Cases, Reactions &amp; Traps</w:t>
+            </w:r>
+          </w:p>
+        </w:tc>
+        <w:tc>
+          <w:tcPr>
+            <w:tcW w:type="dxa" w:w="1728"/>
+            <w:shd w:fill="F7FAFC"/>
+            <w:tcMar>
+              <w:top w:w="80" w:type="dxa"/>
+              <w:bottom w:w="80" w:type="dxa"/>
+              <w:left w:w="150" w:type="dxa"/>
+              <w:right w:w="150" w:type="dxa"/>
+            </w:tcMar>
+          </w:tcPr>
+          <w:p>
+            <w:r>
+              <w:rPr>
+                <w:sz w:val="19"/>
+              </w:rPr>
+              <w:t>2 PYQs</w:t>
+            </w:r>
+          </w:p>
+        </w:tc>
+        <w:tc>
+          <w:tcPr>
+            <w:tcW w:type="dxa" w:w="1872"/>
+            <w:shd w:fill="F7FAFC"/>
+            <w:tcMar>
+              <w:top w:w="80" w:type="dxa"/>
+              <w:bottom w:w="80" w:type="dxa"/>
+              <w:left w:w="150" w:type="dxa"/>
+              <w:right w:w="150" w:type="dxa"/>
+            </w:tcMar>
+          </w:tcPr>
+          <w:p>
+            <w:r>
+              <w:rPr>
+                <w:color w:val="718096"/>
+                <w:sz w:val="19"/>
+              </w:rPr>
+              <w:t>Applied Topics</w:t>
             </w:r>
           </w:p>
         </w:tc>
@@ -311,6 +485,144 @@
           </w:p>
         </w:tc>
       </w:tr>
+      <w:tr>
+        <w:tc>
+          <w:tcPr>
+            <w:tcW w:type="dxa" w:w="3600"/>
+            <w:shd w:fill="F7FAFC"/>
+            <w:tcMar>
+              <w:top w:w="100" w:type="dxa"/>
+              <w:bottom w:w="100" w:type="dxa"/>
+              <w:left w:w="150" w:type="dxa"/>
+              <w:right w:w="150" w:type="dxa"/>
+            </w:tcMar>
+          </w:tcPr>
+          <w:p>
+            <w:r>
+              <w:rPr>
+                <w:b/>
+                <w:color w:val="1A365D"/>
+                <w:sz w:val="19"/>
+              </w:rPr>
+              <w:t>Logarithm — Standard Calculations &amp; Problem Archetypes</w:t>
+            </w:r>
+          </w:p>
+        </w:tc>
+        <w:tc>
+          <w:tcPr>
+            <w:tcW w:type="dxa" w:w="6480"/>
+            <w:shd w:fill="F7FAFC"/>
+            <w:tcMar>
+              <w:top w:w="100" w:type="dxa"/>
+              <w:bottom w:w="100" w:type="dxa"/>
+              <w:left w:w="150" w:type="dxa"/>
+              <w:right w:w="150" w:type="dxa"/>
+            </w:tcMar>
+          </w:tcPr>
+          <w:p>
+            <w:r>
+              <w:rPr>
+                <w:rFonts w:ascii="Cambria Math" w:hAnsi="Cambria Math"/>
+                <w:color w:val="2D3748"/>
+                <w:sz w:val="19"/>
+              </w:rPr>
+              <w:t>sin^{-1}(\frac{\alpha+\sqrt{\beta}}{2}), \quad log_{(x+1)}(2x^{2}+7x+5)+log_{(2x+5)}(x+1)^{2}-4=0, \quad log_{(x+1)}(2x+5)(x+1)+2log_{(2x+5)}(x+1)=4</w:t>
+            </w:r>
+          </w:p>
+        </w:tc>
+      </w:tr>
+      <w:tr>
+        <w:tc>
+          <w:tcPr>
+            <w:tcW w:type="dxa" w:w="3600"/>
+            <w:shd w:fill="FFFFFF"/>
+            <w:tcMar>
+              <w:top w:w="100" w:type="dxa"/>
+              <w:bottom w:w="100" w:type="dxa"/>
+              <w:left w:w="150" w:type="dxa"/>
+              <w:right w:w="150" w:type="dxa"/>
+            </w:tcMar>
+          </w:tcPr>
+          <w:p>
+            <w:r>
+              <w:rPr>
+                <w:b/>
+                <w:color w:val="1A365D"/>
+                <w:sz w:val="19"/>
+              </w:rPr>
+              <w:t>Logarithm — Core Principles &amp; Governing Laws</w:t>
+            </w:r>
+          </w:p>
+        </w:tc>
+        <w:tc>
+          <w:tcPr>
+            <w:tcW w:type="dxa" w:w="6480"/>
+            <w:shd w:fill="FFFFFF"/>
+            <w:tcMar>
+              <w:top w:w="100" w:type="dxa"/>
+              <w:bottom w:w="100" w:type="dxa"/>
+              <w:left w:w="150" w:type="dxa"/>
+              <w:right w:w="150" w:type="dxa"/>
+            </w:tcMar>
+          </w:tcPr>
+          <w:p>
+            <w:r>
+              <w:rPr>
+                <w:rFonts w:ascii="Cambria Math" w:hAnsi="Cambria Math"/>
+                <w:color w:val="2D3748"/>
+                <w:sz w:val="19"/>
+              </w:rPr>
+              <w:t>e^{5(log_{e}x)^{2}+3}=x^{8},x&gt;0, \quad log_{\frac{1}{2}}|sinx|=2-log_{\frac{1}{2}}|cosx|, \quad log_{\frac{1}{2}}|sinx|</w:t>
+            </w:r>
+          </w:p>
+        </w:tc>
+      </w:tr>
+      <w:tr>
+        <w:tc>
+          <w:tcPr>
+            <w:tcW w:type="dxa" w:w="3600"/>
+            <w:shd w:fill="F7FAFC"/>
+            <w:tcMar>
+              <w:top w:w="100" w:type="dxa"/>
+              <w:bottom w:w="100" w:type="dxa"/>
+              <w:left w:w="150" w:type="dxa"/>
+              <w:right w:w="150" w:type="dxa"/>
+            </w:tcMar>
+          </w:tcPr>
+          <w:p>
+            <w:r>
+              <w:rPr>
+                <w:b/>
+                <w:color w:val="1A365D"/>
+                <w:sz w:val="19"/>
+              </w:rPr>
+              <w:t>Logarithm — Applied Cases, Reactions &amp; Traps</w:t>
+            </w:r>
+          </w:p>
+        </w:tc>
+        <w:tc>
+          <w:tcPr>
+            <w:tcW w:type="dxa" w:w="6480"/>
+            <w:shd w:fill="F7FAFC"/>
+            <w:tcMar>
+              <w:top w:w="100" w:type="dxa"/>
+              <w:bottom w:w="100" w:type="dxa"/>
+              <w:left w:w="150" w:type="dxa"/>
+              <w:right w:w="150" w:type="dxa"/>
+            </w:tcMar>
+          </w:tcPr>
+          <w:p>
+            <w:r>
+              <w:rPr>
+                <w:rFonts w:ascii="Cambria Math" w:hAnsi="Cambria Math"/>
+                <w:color w:val="2D3748"/>
+                <w:sz w:val="19"/>
+              </w:rPr>
+              <w:t>3) is _________., \quad log_{(x+3)}(6x^{2}+28x+30)=5-2log_{(6x+10)}(x^{2}+6x+9), \quad 1) = log 2 (x</w:t>
+            </w:r>
+          </w:p>
+        </w:tc>
+      </w:tr>
     </w:tbl>
     <w:p>
       <w:pPr>
@@ -338,7 +650,7 @@
           <w:color w:val="2B6CB0"/>
           <w:sz w:val="24"/>
         </w:rPr>
-        <w:t>3.1 Logarithm - Core Application (High Yield — 8 PYQs)</w:t>
+        <w:t>3.1 Logarithm — Standard Calculations &amp; Problem Archetypes (Moderate Yield — 4 PYQs)</w:t>
       </w:r>
     </w:p>
     <w:p>
@@ -353,7 +665,7 @@
         <w:rPr>
           <w:sz w:val="20"/>
         </w:rPr>
-        <w:t>Key problem pattern in Logarithm.</w:t>
+        <w:t>Quantitative numerical problem-solving techniques and standard question patterns frequently seen in Logarithm.</w:t>
       </w:r>
     </w:p>
     <w:tbl>
@@ -391,7 +703,7 @@
                 <w:color w:val="2D3748"/>
                 <w:sz w:val="19"/>
               </w:rPr>
-              <w:t>Watch for algebraic and sign errors.</w:t>
+              <w:t>Watch for algebraic rounding, stoichiometric balancing, and boundary condition checks.</w:t>
             </w:r>
           </w:p>
         </w:tc>
@@ -432,7 +744,7 @@
                 <w:color w:val="2D3748"/>
                 <w:sz w:val="19"/>
               </w:rPr>
-              <w:t>Verify dimensions and boundary conditions.</w:t>
+              <w:t>Dimensional consistency checks and ratio comparisons can quickly eliminate incorrect options.</w:t>
             </w:r>
           </w:p>
         </w:tc>
@@ -488,6 +800,370 @@
           <w:b/>
           <w:sz w:val="18"/>
         </w:rPr>
+        <w:t xml:space="preserve">[2023 Morning Shift] Q#1 (MCQ): </w:t>
+      </w:r>
+      <w:r>
+        <w:rPr>
+          <w:sz w:val="18"/>
+        </w:rPr>
+        <w:t xml:space="preserve">"If the solution of the equation log_(cosx)cotx+4log_(sinx)tanx=1,x ∈ (0,(π / 2)) , is sin^-1(\fracα+√(β)2) , ..."  </w:t>
+      </w:r>
+      <w:r>
+        <w:rPr>
+          <w:b/>
+          <w:color w:val="2B6CB0"/>
+          <w:sz w:val="18"/>
+        </w:rPr>
+        <w:t>[Ans: N/A]</w:t>
+      </w:r>
+    </w:p>
+    <w:p>
+      <w:pPr>
+        <w:pStyle w:val="ListBullet"/>
+        <w:spacing w:after="40"/>
+      </w:pPr>
+      <w:r>
+        <w:rPr>
+          <w:b/>
+          <w:sz w:val="18"/>
+        </w:rPr>
+        <w:t xml:space="preserve">[2023 Morning Shift] Q#4 (MCQ): </w:t>
+      </w:r>
+      <w:r>
+        <w:rPr>
+          <w:sz w:val="18"/>
+        </w:rPr>
+        <w:t xml:space="preserve">"The number of integral solutions x of log_((x+(7 / 2)))((x-7 / 2x-3))^2 ≥ 0 is :..."  </w:t>
+      </w:r>
+      <w:r>
+        <w:rPr>
+          <w:b/>
+          <w:color w:val="2B6CB0"/>
+          <w:sz w:val="18"/>
+        </w:rPr>
+        <w:t>[Ans: N/A]</w:t>
+      </w:r>
+    </w:p>
+    <w:p>
+      <w:pPr>
+        <w:spacing w:after="120"/>
+      </w:pPr>
+    </w:p>
+    <w:p>
+      <w:pPr>
+        <w:pStyle w:val="Heading2"/>
+      </w:pPr>
+      <w:r>
+        <w:rPr>
+          <w:color w:val="2B6CB0"/>
+          <w:sz w:val="24"/>
+        </w:rPr>
+        <w:t>3.2 Logarithm — Core Principles &amp; Governing Laws (Standard Yield — 2 PYQs)</w:t>
+      </w:r>
+    </w:p>
+    <w:p>
+      <w:r>
+        <w:rPr>
+          <w:b/>
+          <w:sz w:val="20"/>
+        </w:rPr>
+        <w:t xml:space="preserve">Core Principle: </w:t>
+      </w:r>
+      <w:r>
+        <w:rPr>
+          <w:sz w:val="20"/>
+        </w:rPr>
+        <w:t>Fundamental definitions, core postulates, and governing physical/chemical relations in Logarithm.</w:t>
+      </w:r>
+    </w:p>
+    <w:tbl>
+      <w:tblPr>
+        <w:tblW w:type="auto" w:w="0"/>
+        <w:jc w:val="center"/>
+        <w:tblLook w:firstColumn="1" w:firstRow="1" w:lastColumn="0" w:lastRow="0" w:noHBand="0" w:noVBand="1" w:val="04A0"/>
+      </w:tblPr>
+      <w:tblGrid>
+        <w:gridCol w:w="10080"/>
+      </w:tblGrid>
+      <w:tr>
+        <w:tc>
+          <w:tcPr>
+            <w:tcW w:type="dxa" w:w="10080"/>
+            <w:shd w:fill="FFF5F5"/>
+            <w:tcMar>
+              <w:top w:w="100" w:type="dxa"/>
+              <w:bottom w:w="100" w:type="dxa"/>
+              <w:left w:w="150" w:type="dxa"/>
+              <w:right w:w="150" w:type="dxa"/>
+            </w:tcMar>
+          </w:tcPr>
+          <w:p>
+            <w:r>
+              <w:rPr>
+                <w:b/>
+                <w:color w:val="C53030"/>
+                <w:sz w:val="19"/>
+              </w:rPr>
+              <w:t xml:space="preserve">⚠️ Common Trap / JEE Pitfall: </w:t>
+            </w:r>
+            <w:r>
+              <w:rPr>
+                <w:color w:val="2D3748"/>
+                <w:sz w:val="19"/>
+              </w:rPr>
+              <w:t>Carefully verify units, standard reference states, and sign conventions in Logarithm.</w:t>
+            </w:r>
+          </w:p>
+        </w:tc>
+      </w:tr>
+    </w:tbl>
+    <w:tbl>
+      <w:tblPr>
+        <w:tblW w:type="auto" w:w="0"/>
+        <w:jc w:val="center"/>
+        <w:tblLook w:firstColumn="1" w:firstRow="1" w:lastColumn="0" w:lastRow="0" w:noHBand="0" w:noVBand="1" w:val="04A0"/>
+      </w:tblPr>
+      <w:tblGrid>
+        <w:gridCol w:w="10080"/>
+      </w:tblGrid>
+      <w:tr>
+        <w:tc>
+          <w:tcPr>
+            <w:tcW w:type="dxa" w:w="10080"/>
+            <w:shd w:fill="F0FFF4"/>
+            <w:tcMar>
+              <w:top w:w="100" w:type="dxa"/>
+              <w:bottom w:w="100" w:type="dxa"/>
+              <w:left w:w="150" w:type="dxa"/>
+              <w:right w:w="150" w:type="dxa"/>
+            </w:tcMar>
+          </w:tcPr>
+          <w:p>
+            <w:r>
+              <w:rPr>
+                <w:b/>
+                <w:color w:val="276749"/>
+                <w:sz w:val="19"/>
+              </w:rPr>
+              <w:t xml:space="preserve">💡 Speed Hack / Trick: </w:t>
+            </w:r>
+            <w:r>
+              <w:rPr>
+                <w:color w:val="2D3748"/>
+                <w:sz w:val="19"/>
+              </w:rPr>
+              <w:t>Focus on high-yield formulas and standard limiting approximations tested in Logarithm PYQs.</w:t>
+            </w:r>
+          </w:p>
+        </w:tc>
+      </w:tr>
+    </w:tbl>
+    <w:p>
+      <w:pPr>
+        <w:spacing w:before="120" w:after="40"/>
+      </w:pPr>
+      <w:r>
+        <w:rPr>
+          <w:b/>
+          <w:color w:val="1A365D"/>
+          <w:sz w:val="19"/>
+        </w:rPr>
+        <w:t>Source PYQs testing this concept:</w:t>
+      </w:r>
+    </w:p>
+    <w:p>
+      <w:pPr>
+        <w:pStyle w:val="ListBullet"/>
+        <w:spacing w:after="40"/>
+      </w:pPr>
+      <w:r>
+        <w:rPr>
+          <w:b/>
+          <w:sz w:val="18"/>
+        </w:rPr>
+        <w:t xml:space="preserve">[2025 Morning Shift] Q#3 (MCQ): </w:t>
+      </w:r>
+      <w:r>
+        <w:rPr>
+          <w:sz w:val="18"/>
+        </w:rPr>
+        <w:t xml:space="preserve">"The product of all solutions of the equation e^5(log_(e)x)^2+3=x^8,x&gt;0 , is :..."  </w:t>
+      </w:r>
+      <w:r>
+        <w:rPr>
+          <w:b/>
+          <w:color w:val="2B6CB0"/>
+          <w:sz w:val="18"/>
+        </w:rPr>
+        <w:t>[Ans: N/A]</w:t>
+      </w:r>
+    </w:p>
+    <w:p>
+      <w:pPr>
+        <w:pStyle w:val="ListBullet"/>
+        <w:spacing w:after="40"/>
+      </w:pPr>
+      <w:r>
+        <w:rPr>
+          <w:b/>
+          <w:sz w:val="18"/>
+        </w:rPr>
+        <w:t xml:space="preserve">[2020 Shift] Q#3 (Numerical): </w:t>
+      </w:r>
+      <w:r>
+        <w:rPr>
+          <w:sz w:val="18"/>
+        </w:rPr>
+        <w:t>"The number of distinct solutions of the equation log_((1 / 2))|sinx|=2-log_((1 / 2))|cosx| in the interval</w:t>
+        <w:br/>
+        <w:t xml:space="preserve">[0, 2 π ], is ____...."  </w:t>
+      </w:r>
+      <w:r>
+        <w:rPr>
+          <w:b/>
+          <w:color w:val="2B6CB0"/>
+          <w:sz w:val="18"/>
+        </w:rPr>
+        <w:t>[Ans: 8]</w:t>
+      </w:r>
+    </w:p>
+    <w:p>
+      <w:pPr>
+        <w:spacing w:after="120"/>
+      </w:pPr>
+    </w:p>
+    <w:p>
+      <w:pPr>
+        <w:pStyle w:val="Heading2"/>
+      </w:pPr>
+      <w:r>
+        <w:rPr>
+          <w:color w:val="2B6CB0"/>
+          <w:sz w:val="24"/>
+        </w:rPr>
+        <w:t>3.3 Logarithm — Applied Cases, Reactions &amp; Traps (Standard Yield — 2 PYQs)</w:t>
+      </w:r>
+    </w:p>
+    <w:p>
+      <w:r>
+        <w:rPr>
+          <w:b/>
+          <w:sz w:val="20"/>
+        </w:rPr>
+        <w:t xml:space="preserve">Core Principle: </w:t>
+      </w:r>
+      <w:r>
+        <w:rPr>
+          <w:sz w:val="20"/>
+        </w:rPr>
+        <w:t>Special cases, experimental observations, and conceptual traps designed to test deep understanding of Logarithm.</w:t>
+      </w:r>
+    </w:p>
+    <w:tbl>
+      <w:tblPr>
+        <w:tblW w:type="auto" w:w="0"/>
+        <w:jc w:val="center"/>
+        <w:tblLook w:firstColumn="1" w:firstRow="1" w:lastColumn="0" w:lastRow="0" w:noHBand="0" w:noVBand="1" w:val="04A0"/>
+      </w:tblPr>
+      <w:tblGrid>
+        <w:gridCol w:w="10080"/>
+      </w:tblGrid>
+      <w:tr>
+        <w:tc>
+          <w:tcPr>
+            <w:tcW w:type="dxa" w:w="10080"/>
+            <w:shd w:fill="FFF5F5"/>
+            <w:tcMar>
+              <w:top w:w="100" w:type="dxa"/>
+              <w:bottom w:w="100" w:type="dxa"/>
+              <w:left w:w="150" w:type="dxa"/>
+              <w:right w:w="150" w:type="dxa"/>
+            </w:tcMar>
+          </w:tcPr>
+          <w:p>
+            <w:r>
+              <w:rPr>
+                <w:b/>
+                <w:color w:val="C53030"/>
+                <w:sz w:val="19"/>
+              </w:rPr>
+              <w:t xml:space="preserve">⚠️ Common Trap / JEE Pitfall: </w:t>
+            </w:r>
+            <w:r>
+              <w:rPr>
+                <w:color w:val="2D3748"/>
+                <w:sz w:val="19"/>
+              </w:rPr>
+              <w:t>Read questions carefully for keywords like 'incorrect', 'not true', or non-standard conditions.</w:t>
+            </w:r>
+          </w:p>
+        </w:tc>
+      </w:tr>
+    </w:tbl>
+    <w:tbl>
+      <w:tblPr>
+        <w:tblW w:type="auto" w:w="0"/>
+        <w:jc w:val="center"/>
+        <w:tblLook w:firstColumn="1" w:firstRow="1" w:lastColumn="0" w:lastRow="0" w:noHBand="0" w:noVBand="1" w:val="04A0"/>
+      </w:tblPr>
+      <w:tblGrid>
+        <w:gridCol w:w="10080"/>
+      </w:tblGrid>
+      <w:tr>
+        <w:tc>
+          <w:tcPr>
+            <w:tcW w:type="dxa" w:w="10080"/>
+            <w:shd w:fill="F0FFF4"/>
+            <w:tcMar>
+              <w:top w:w="100" w:type="dxa"/>
+              <w:bottom w:w="100" w:type="dxa"/>
+              <w:left w:w="150" w:type="dxa"/>
+              <w:right w:w="150" w:type="dxa"/>
+            </w:tcMar>
+          </w:tcPr>
+          <w:p>
+            <w:r>
+              <w:rPr>
+                <w:b/>
+                <w:color w:val="276749"/>
+                <w:sz w:val="19"/>
+              </w:rPr>
+              <w:t xml:space="preserve">💡 Speed Hack / Trick: </w:t>
+            </w:r>
+            <w:r>
+              <w:rPr>
+                <w:color w:val="2D3748"/>
+                <w:sz w:val="19"/>
+              </w:rPr>
+              <w:t>Elimination of extreme or unphysical answer choices improves accuracy in assertion-reason and multiple-statement questions.</w:t>
+            </w:r>
+          </w:p>
+        </w:tc>
+      </w:tr>
+    </w:tbl>
+    <w:p>
+      <w:pPr>
+        <w:spacing w:before="120" w:after="40"/>
+      </w:pPr>
+      <w:r>
+        <w:rPr>
+          <w:b/>
+          <w:color w:val="1A365D"/>
+          <w:sz w:val="19"/>
+        </w:rPr>
+        <w:t>Source PYQs testing this concept:</w:t>
+      </w:r>
+    </w:p>
+    <w:p>
+      <w:pPr>
+        <w:pStyle w:val="ListBullet"/>
+        <w:spacing w:after="40"/>
+      </w:pPr>
+      <w:r>
+        <w:rPr>
+          <w:b/>
+          <w:sz w:val="18"/>
+        </w:rPr>
         <w:t xml:space="preserve">[2026 Evening Shift] Q#2 (MCQ): </w:t>
       </w:r>
       <w:r>
@@ -515,13 +1191,13 @@
           <w:b/>
           <w:sz w:val="18"/>
         </w:rPr>
-        <w:t xml:space="preserve">[2025 Morning Shift] Q#3 (MCQ): </w:t>
+        <w:t xml:space="preserve">[2021 Morning Shift] Q#2 (Numerical): </w:t>
       </w:r>
       <w:r>
         <w:rPr>
           <w:sz w:val="18"/>
         </w:rPr>
-        <w:t xml:space="preserve">"The product of all solutions of the equation e^5(log_(e)x)^2+3=x^8,x&gt;0 , is :..."  </w:t>
+        <w:t xml:space="preserve">"The number of solutions of the equation log 4 (x - 1) = log 2 (x - 3) is _________...."  </w:t>
       </w:r>
       <w:r>
         <w:rPr>
@@ -529,7 +1205,7 @@
           <w:color w:val="2B6CB0"/>
           <w:sz w:val="18"/>
         </w:rPr>
-        <w:t>[Ans: N/A]</w:t>
+        <w:t>[Ans: 1]</w:t>
       </w:r>
     </w:p>
     <w:p>
@@ -662,6 +1338,248 @@
               <w:t>Solution Analysis:</w:t>
               <w:br/>
               <w:t>We first find the values of α and β . Given α=(1 / 4)+(1 / 8)+(1 / 16)+· s This is an infinite geometric progression with a=(1 / 4),r=(1 / 2) So, α=(a / 1-r)=((1 / 4) / 1-(1 / 2))=((1 / 4) / (1 / 2))=(1 / 2) Now, β=(1 / 3)+(1 / 9)+(1 / 27)+· s This is also an infinite geometric progression with a=(1 / 3),r=(1 / 3) Thus, β=(a / 1-r)=((1 / 3) / 1-(1 / 3))=((1 / 3) / (2 / 3))=(1 / 2) So both are equal to (1 / 2) . Now the expression becomes (0.2)^log_(√(5))((1 / 2))+(0.04)^log_(5)((1 / 2)) Convert decimals into fractions: 0.2=(1 / 5),0.04=(1 / 25)=5^-2 So, ((1 / 5))^log_(√(5))((1 / 2))+((1 / 25))^log_(5)((1 / 2)) That is, 5^-log_(√(5))((1 / 2))+5^-2log_(5)((1 / 2)) Now use the change of base idea: log_(√(5))((1 / 2))=\fraclog_(5)((1 / 2))log_(5)(√(5)) Since log_(5)(√(5))=log_(5)(5^1/2)=(1 / 2) therefore log_(√(5))((1 / 2))=\fraclog_(5)((1 / 2))1/2=2log_(5)((1 / 2)) Hence first term: 5^-log_(√(5))(1/2)=5^-2log_(5)(1/2) So both terms are same: 5^-2log_(5)(1/2)+5^-2log_(5)(1/2)=2 · 5^-2log_(5)(1/2) Now use the identity a^log_(a)x=x Then 5^-2log_(5)(1/2)=5^log_(5)(1/2)^-2is not correct So let us simplify properly: -2log_(5)((1 / 2))=log_(5)((1 / 2))^-2? Instead, use klog_(a)b=log_(a)(b^k) Thus, -2log_(5)((1 / 2))=log_(5)(((1 / 2))^-2)=log_(5)(4) Therefore, 5^-2log_(5)(1/2)=5^log_(5)4=4 So the total value is 2 × 4=8 Hence, the required value is 8 So the correct option is Option C .</w:t>
+            </w:r>
+          </w:p>
+        </w:tc>
+      </w:tr>
+    </w:tbl>
+    <w:p>
+      <w:pPr>
+        <w:spacing w:after="120"/>
+      </w:pPr>
+    </w:p>
+    <w:p>
+      <w:pPr>
+        <w:spacing w:before="160" w:after="40"/>
+      </w:pPr>
+      <w:r>
+        <w:rPr>
+          <w:b/>
+          <w:color w:val="1A365D"/>
+          <w:sz w:val="22"/>
+        </w:rPr>
+        <w:t>Benchmark Problem 2: JEE Main 2026 (Online) 23rd January Evening Shift (Q#2)</w:t>
+      </w:r>
+    </w:p>
+    <w:p>
+      <w:pPr>
+        <w:spacing w:after="80"/>
+      </w:pPr>
+      <w:r>
+        <w:rPr>
+          <w:sz w:val="20"/>
+        </w:rPr>
+        <w:t>The sum of all the real solutions of the equation log_((x+3))(6x^2+28x+30)=5-2log_((6x+10))(x^2+6x+9) is equal to :</w:t>
+      </w:r>
+    </w:p>
+    <w:p>
+      <w:pPr>
+        <w:pStyle w:val="ListBullet"/>
+        <w:spacing w:after="20"/>
+      </w:pPr>
+      <w:r>
+        <w:rPr>
+          <w:sz w:val="19"/>
+        </w:rPr>
+        <w:t>(A) 1</w:t>
+      </w:r>
+    </w:p>
+    <w:p>
+      <w:pPr>
+        <w:pStyle w:val="ListBullet"/>
+        <w:spacing w:after="20"/>
+      </w:pPr>
+      <w:r>
+        <w:rPr>
+          <w:sz w:val="19"/>
+        </w:rPr>
+        <w:t>(B) 4</w:t>
+      </w:r>
+    </w:p>
+    <w:p>
+      <w:pPr>
+        <w:pStyle w:val="ListBullet"/>
+        <w:spacing w:after="20"/>
+      </w:pPr>
+      <w:r>
+        <w:rPr>
+          <w:sz w:val="19"/>
+        </w:rPr>
+        <w:t>(C) 0</w:t>
+      </w:r>
+    </w:p>
+    <w:p>
+      <w:pPr>
+        <w:pStyle w:val="ListBullet"/>
+        <w:spacing w:after="20"/>
+      </w:pPr>
+      <w:r>
+        <w:rPr>
+          <w:sz w:val="19"/>
+        </w:rPr>
+        <w:t>(D) 2</w:t>
+      </w:r>
+    </w:p>
+    <w:tbl>
+      <w:tblPr>
+        <w:tblW w:type="auto" w:w="0"/>
+        <w:jc w:val="center"/>
+        <w:tblLook w:firstColumn="1" w:firstRow="1" w:lastColumn="0" w:lastRow="0" w:noHBand="0" w:noVBand="1" w:val="04A0"/>
+      </w:tblPr>
+      <w:tblGrid>
+        <w:gridCol w:w="10080"/>
+      </w:tblGrid>
+      <w:tr>
+        <w:tc>
+          <w:tcPr>
+            <w:tcW w:type="dxa" w:w="10080"/>
+            <w:shd w:fill="F7FAFC"/>
+            <w:tcMar>
+              <w:top w:w="100" w:type="dxa"/>
+              <w:bottom w:w="100" w:type="dxa"/>
+              <w:left w:w="150" w:type="dxa"/>
+              <w:right w:w="150" w:type="dxa"/>
+            </w:tcMar>
+          </w:tcPr>
+          <w:p>
+            <w:r>
+              <w:rPr>
+                <w:b/>
+                <w:color w:val="1A365D"/>
+                <w:sz w:val="19"/>
+              </w:rPr>
+              <w:t>Correct Answer: None</w:t>
+              <w:br/>
+            </w:r>
+            <w:r>
+              <w:rPr>
+                <w:color w:val="2D3748"/>
+                <w:sz w:val="18"/>
+              </w:rPr>
+              <w:t>Solution Analysis:</w:t>
+              <w:br/>
+              <w:t>log_((x+3))(6x^2+28x+30)=5-2log_((6x+10))(x^2+6x+9)-1 log_((x+3))2(3x^2+14x+15)+2log_((6x+10))(x^2+6x+9)=5 log_((x+3))2(x+3)(3x+5)+2log_((6x+10))(x+3)^2=5 log_((x+3))(x+3)+log_((x+3))(6x+10)+4log_((6x+10))(x+3)=5 log_((x+3))(6x+10)+4log_((6x+10))(x+3)=4log_((x+3))(x+3)=1 Let, log_((x+3))(6x+10)=t ⇒ log_((6x+10))(x+3)=(1 / t) ∴ t+4 × (1 / t)=4 t^2-4t+4=0 (t-2)^2=0⟹t=2 Checkingx=1in equation (1) log_((1+3))(6(1)^2+28(1)+30)=5-2log_((6(1)+10))(1^2+6(1)+9) log_(4)64=5-2log_(16)16 3=5-2=3true Checkingx=-1in equation (1) log_((-1+3))(6(-1)^2+28(-1)+30)=5-2log_((6(-1)+10))((-1)^2+6(-1)+9) log_(2)8=5-2log_(4)4 3=3true So, solutions arex=1andx=-1 Sum of solution=1+(-1)=0</w:t>
+            </w:r>
+          </w:p>
+        </w:tc>
+      </w:tr>
+    </w:tbl>
+    <w:p>
+      <w:pPr>
+        <w:spacing w:after="120"/>
+      </w:pPr>
+    </w:p>
+    <w:p>
+      <w:pPr>
+        <w:spacing w:before="160" w:after="40"/>
+      </w:pPr>
+      <w:r>
+        <w:rPr>
+          <w:b/>
+          <w:color w:val="1A365D"/>
+          <w:sz w:val="22"/>
+        </w:rPr>
+        <w:t>Benchmark Problem 3: JEE Main 2025 (Online) 22nd January Morning Shift (Q#3)</w:t>
+      </w:r>
+    </w:p>
+    <w:p>
+      <w:pPr>
+        <w:spacing w:after="80"/>
+      </w:pPr>
+      <w:r>
+        <w:rPr>
+          <w:sz w:val="20"/>
+        </w:rPr>
+        <w:t>The product of all solutions of the equation e^5(log_(e)x)^2+3=x^8,x&gt;0 , is :</w:t>
+      </w:r>
+    </w:p>
+    <w:p>
+      <w:pPr>
+        <w:pStyle w:val="ListBullet"/>
+        <w:spacing w:after="20"/>
+      </w:pPr>
+      <w:r>
+        <w:rPr>
+          <w:sz w:val="19"/>
+        </w:rPr>
+        <w:t>(A) e^2</w:t>
+      </w:r>
+    </w:p>
+    <w:p>
+      <w:pPr>
+        <w:pStyle w:val="ListBullet"/>
+        <w:spacing w:after="20"/>
+      </w:pPr>
+      <w:r>
+        <w:rPr>
+          <w:sz w:val="19"/>
+        </w:rPr>
+        <w:t>(B) e</w:t>
+      </w:r>
+    </w:p>
+    <w:p>
+      <w:pPr>
+        <w:pStyle w:val="ListBullet"/>
+        <w:spacing w:after="20"/>
+      </w:pPr>
+      <w:r>
+        <w:rPr>
+          <w:sz w:val="19"/>
+        </w:rPr>
+        <w:t>(C) e^6/5</w:t>
+      </w:r>
+    </w:p>
+    <w:p>
+      <w:pPr>
+        <w:pStyle w:val="ListBullet"/>
+        <w:spacing w:after="20"/>
+      </w:pPr>
+      <w:r>
+        <w:rPr>
+          <w:sz w:val="19"/>
+        </w:rPr>
+        <w:t>(D) e^8/5</w:t>
+      </w:r>
+    </w:p>
+    <w:tbl>
+      <w:tblPr>
+        <w:tblW w:type="auto" w:w="0"/>
+        <w:jc w:val="center"/>
+        <w:tblLook w:firstColumn="1" w:firstRow="1" w:lastColumn="0" w:lastRow="0" w:noHBand="0" w:noVBand="1" w:val="04A0"/>
+      </w:tblPr>
+      <w:tblGrid>
+        <w:gridCol w:w="10080"/>
+      </w:tblGrid>
+      <w:tr>
+        <w:tc>
+          <w:tcPr>
+            <w:tcW w:type="dxa" w:w="10080"/>
+            <w:shd w:fill="F7FAFC"/>
+            <w:tcMar>
+              <w:top w:w="100" w:type="dxa"/>
+              <w:bottom w:w="100" w:type="dxa"/>
+              <w:left w:w="150" w:type="dxa"/>
+              <w:right w:w="150" w:type="dxa"/>
+            </w:tcMar>
+          </w:tcPr>
+          <w:p>
+            <w:r>
+              <w:rPr>
+                <w:b/>
+                <w:color w:val="1A365D"/>
+                <w:sz w:val="19"/>
+              </w:rPr>
+              <w:t>Correct Answer: None</w:t>
+              <w:br/>
+            </w:r>
+            <w:r>
+              <w:rPr>
+                <w:color w:val="2D3748"/>
+                <w:sz w:val="18"/>
+              </w:rPr>
+              <w:t>Solution Analysis:</w:t>
+              <w:br/>
+              <w:t>We begin with the equation: e^5(log_(e)x)^2+3=x^8,x&gt;0. Equating the exponents, we have: 5(log_(e)x)^2+3=log_(e)x^8=8log_(e)x. Let t=log_(e)x . Substituting, the equation becomes: 5t^2+3=8t. Rewriting this as a quadratic equation: 5t^2-8t+3=0. Factoring the quadratic: 5t^2-5t-3t+3=0, (5t-3)(t-1)=0. Thus, the solutions for t are: t=1 implies log_(e)x=1 , giving x=e . t=(3 / 5) implies log_(e)x=(3 / 5) , giving x=e^(3 / 5) . The product of all solutions is: e^1 × e^(3 / 5)=e^1+(3 / 5)=e^(8 / 5).</w:t>
             </w:r>
           </w:p>
         </w:tc>

--- a/dist/exports/logarithm_revision_notes.docx
+++ b/dist/exports/logarithm_revision_notes.docx
@@ -189,7 +189,7 @@
                 <w:color w:val="2D3748"/>
                 <w:sz w:val="19"/>
               </w:rPr>
-              <w:t>Logarithm — Standard Calculations &amp; Problem Archetypes</w:t>
+              <w:t>Logarithm — Core Principles &amp; Governing Laws</w:t>
             </w:r>
           </w:p>
         </w:tc>
@@ -209,7 +209,7 @@
               <w:rPr>
                 <w:sz w:val="19"/>
               </w:rPr>
-              <w:t>4 PYQs</w:t>
+              <w:t>6 PYQs</w:t>
             </w:r>
           </w:p>
         </w:tc>
@@ -230,7 +230,7 @@
                 <w:color w:val="718096"/>
                 <w:sz w:val="19"/>
               </w:rPr>
-              <w:t>Quantitative Analysis</w:t>
+              <w:t>Core Principle</w:t>
             </w:r>
           </w:p>
         </w:tc>
@@ -276,7 +276,7 @@
                 <w:color w:val="2D3748"/>
                 <w:sz w:val="19"/>
               </w:rPr>
-              <w:t>Logarithm — Core Principles &amp; Governing Laws</w:t>
+              <w:t>Logarithm — Standard Calculations &amp; Problem Archetypes</w:t>
             </w:r>
           </w:p>
         </w:tc>
@@ -317,7 +317,7 @@
                 <w:color w:val="718096"/>
                 <w:sz w:val="19"/>
               </w:rPr>
-              <w:t>Core Principle</w:t>
+              <w:t>Quantitative Analysis</w:t>
             </w:r>
           </w:p>
         </w:tc>
@@ -383,7 +383,7 @@
               <w:rPr>
                 <w:sz w:val="19"/>
               </w:rPr>
-              <w:t>2 PYQs</w:t>
+              <w:t>0 PYQs</w:t>
             </w:r>
           </w:p>
         </w:tc>
@@ -504,7 +504,7 @@
                 <w:color w:val="1A365D"/>
                 <w:sz w:val="19"/>
               </w:rPr>
-              <w:t>Logarithm — Standard Calculations &amp; Problem Archetypes</w:t>
+              <w:t>Logarithm — Core Principles &amp; Governing Laws</w:t>
             </w:r>
           </w:p>
         </w:tc>
@@ -526,7 +526,7 @@
                 <w:color w:val="2D3748"/>
                 <w:sz w:val="19"/>
               </w:rPr>
-              <w:t>sin^{-1}(\frac{\alpha+\sqrt{\beta}}{2}), \quad log_{(x+1)}(2x^{2}+7x+5)+log_{(2x+5)}(x+1)^{2}-4=0, \quad log_{(x+1)}(2x+5)(x+1)+2log_{(2x+5)}(x+1)=4</w:t>
+              <w:t>e^{5(log_{e}x)^{2}+3}=x^{8},x&gt;0, \quad log_{\frac{1}{2}}|sinx|, \quad 1) = log 2 (x</w:t>
             </w:r>
           </w:p>
         </w:tc>
@@ -550,7 +550,7 @@
                 <w:color w:val="1A365D"/>
                 <w:sz w:val="19"/>
               </w:rPr>
-              <w:t>Logarithm — Core Principles &amp; Governing Laws</w:t>
+              <w:t>Logarithm — Standard Calculations &amp; Problem Archetypes</w:t>
             </w:r>
           </w:p>
         </w:tc>
@@ -572,53 +572,7 @@
                 <w:color w:val="2D3748"/>
                 <w:sz w:val="19"/>
               </w:rPr>
-              <w:t>e^{5(log_{e}x)^{2}+3}=x^{8},x&gt;0, \quad log_{\frac{1}{2}}|sinx|=2-log_{\frac{1}{2}}|cosx|, \quad log_{\frac{1}{2}}|sinx|</w:t>
-            </w:r>
-          </w:p>
-        </w:tc>
-      </w:tr>
-      <w:tr>
-        <w:tc>
-          <w:tcPr>
-            <w:tcW w:type="dxa" w:w="3600"/>
-            <w:shd w:fill="F7FAFC"/>
-            <w:tcMar>
-              <w:top w:w="100" w:type="dxa"/>
-              <w:bottom w:w="100" w:type="dxa"/>
-              <w:left w:w="150" w:type="dxa"/>
-              <w:right w:w="150" w:type="dxa"/>
-            </w:tcMar>
-          </w:tcPr>
-          <w:p>
-            <w:r>
-              <w:rPr>
-                <w:b/>
-                <w:color w:val="1A365D"/>
-                <w:sz w:val="19"/>
-              </w:rPr>
-              <w:t>Logarithm — Applied Cases, Reactions &amp; Traps</w:t>
-            </w:r>
-          </w:p>
-        </w:tc>
-        <w:tc>
-          <w:tcPr>
-            <w:tcW w:type="dxa" w:w="6480"/>
-            <w:shd w:fill="F7FAFC"/>
-            <w:tcMar>
-              <w:top w:w="100" w:type="dxa"/>
-              <w:bottom w:w="100" w:type="dxa"/>
-              <w:left w:w="150" w:type="dxa"/>
-              <w:right w:w="150" w:type="dxa"/>
-            </w:tcMar>
-          </w:tcPr>
-          <w:p>
-            <w:r>
-              <w:rPr>
-                <w:rFonts w:ascii="Cambria Math" w:hAnsi="Cambria Math"/>
-                <w:color w:val="2D3748"/>
-                <w:sz w:val="19"/>
-              </w:rPr>
-              <w:t>3) is _________., \quad log_{(x+3)}(6x^{2}+28x+30)=5-2log_{(6x+10)}(x^{2}+6x+9), \quad 1) = log 2 (x</w:t>
+              <w:t>x&gt;-\frac{5}{2}, \quad \beta=\frac{1}{3}+\frac{1}{9}+\frac{1}{27}+\dots\infty, \quad \alpha=\frac{1}{4}+\frac{1}{8}+\frac{1}{16}+\dots\infty</w:t>
             </w:r>
           </w:p>
         </w:tc>
@@ -650,7 +604,215 @@
           <w:color w:val="2B6CB0"/>
           <w:sz w:val="24"/>
         </w:rPr>
-        <w:t>3.1 Logarithm — Standard Calculations &amp; Problem Archetypes (Moderate Yield — 4 PYQs)</w:t>
+        <w:t>3.1 Logarithm — Core Principles &amp; Governing Laws (Moderate Yield — 6 PYQs)</w:t>
+      </w:r>
+    </w:p>
+    <w:p>
+      <w:r>
+        <w:rPr>
+          <w:b/>
+          <w:sz w:val="20"/>
+        </w:rPr>
+        <w:t xml:space="preserve">Core Principle: </w:t>
+      </w:r>
+      <w:r>
+        <w:rPr>
+          <w:sz w:val="20"/>
+        </w:rPr>
+        <w:t>Fundamental definitions, core postulates, and governing physical/chemical relations in Logarithm.</w:t>
+      </w:r>
+    </w:p>
+    <w:tbl>
+      <w:tblPr>
+        <w:tblW w:type="auto" w:w="0"/>
+        <w:jc w:val="center"/>
+        <w:tblLook w:firstColumn="1" w:firstRow="1" w:lastColumn="0" w:lastRow="0" w:noHBand="0" w:noVBand="1" w:val="04A0"/>
+      </w:tblPr>
+      <w:tblGrid>
+        <w:gridCol w:w="10080"/>
+      </w:tblGrid>
+      <w:tr>
+        <w:tc>
+          <w:tcPr>
+            <w:tcW w:type="dxa" w:w="10080"/>
+            <w:shd w:fill="FFF5F5"/>
+            <w:tcMar>
+              <w:top w:w="100" w:type="dxa"/>
+              <w:bottom w:w="100" w:type="dxa"/>
+              <w:left w:w="150" w:type="dxa"/>
+              <w:right w:w="150" w:type="dxa"/>
+            </w:tcMar>
+          </w:tcPr>
+          <w:p>
+            <w:r>
+              <w:rPr>
+                <w:b/>
+                <w:color w:val="C53030"/>
+                <w:sz w:val="19"/>
+              </w:rPr>
+              <w:t xml:space="preserve">⚠️ Common Trap / JEE Pitfall: </w:t>
+            </w:r>
+            <w:r>
+              <w:rPr>
+                <w:color w:val="2D3748"/>
+                <w:sz w:val="19"/>
+              </w:rPr>
+              <w:t>Carefully verify units, standard reference states, and sign conventions in Logarithm.</w:t>
+            </w:r>
+          </w:p>
+        </w:tc>
+      </w:tr>
+    </w:tbl>
+    <w:tbl>
+      <w:tblPr>
+        <w:tblW w:type="auto" w:w="0"/>
+        <w:jc w:val="center"/>
+        <w:tblLook w:firstColumn="1" w:firstRow="1" w:lastColumn="0" w:lastRow="0" w:noHBand="0" w:noVBand="1" w:val="04A0"/>
+      </w:tblPr>
+      <w:tblGrid>
+        <w:gridCol w:w="10080"/>
+      </w:tblGrid>
+      <w:tr>
+        <w:tc>
+          <w:tcPr>
+            <w:tcW w:type="dxa" w:w="10080"/>
+            <w:shd w:fill="F0FFF4"/>
+            <w:tcMar>
+              <w:top w:w="100" w:type="dxa"/>
+              <w:bottom w:w="100" w:type="dxa"/>
+              <w:left w:w="150" w:type="dxa"/>
+              <w:right w:w="150" w:type="dxa"/>
+            </w:tcMar>
+          </w:tcPr>
+          <w:p>
+            <w:r>
+              <w:rPr>
+                <w:b/>
+                <w:color w:val="276749"/>
+                <w:sz w:val="19"/>
+              </w:rPr>
+              <w:t xml:space="preserve">💡 Speed Hack / Trick: </w:t>
+            </w:r>
+            <w:r>
+              <w:rPr>
+                <w:color w:val="2D3748"/>
+                <w:sz w:val="19"/>
+              </w:rPr>
+              <w:t>Focus on high-yield formulas and standard limiting approximations tested in Logarithm PYQs.</w:t>
+            </w:r>
+          </w:p>
+        </w:tc>
+      </w:tr>
+    </w:tbl>
+    <w:p>
+      <w:pPr>
+        <w:spacing w:before="120" w:after="40"/>
+      </w:pPr>
+      <w:r>
+        <w:rPr>
+          <w:b/>
+          <w:color w:val="1A365D"/>
+          <w:sz w:val="19"/>
+        </w:rPr>
+        <w:t>Source PYQs testing this concept:</w:t>
+      </w:r>
+    </w:p>
+    <w:p>
+      <w:pPr>
+        <w:pStyle w:val="ListBullet"/>
+        <w:spacing w:after="40"/>
+      </w:pPr>
+      <w:r>
+        <w:rPr>
+          <w:b/>
+          <w:sz w:val="18"/>
+        </w:rPr>
+        <w:t xml:space="preserve">[2026 Evening Shift] Q#2 (MCQ): </w:t>
+      </w:r>
+      <w:r>
+        <w:rPr>
+          <w:sz w:val="18"/>
+        </w:rPr>
+        <w:t xml:space="preserve">"The sum of all the real solutions of the equation log_((x+3))(6x^2+28x+30)=5-2log_((6x+10))(x^2+6x+9) is equal to :..."  </w:t>
+      </w:r>
+      <w:r>
+        <w:rPr>
+          <w:b/>
+          <w:color w:val="2B6CB0"/>
+          <w:sz w:val="18"/>
+        </w:rPr>
+        <w:t>[Ans: N/A]</w:t>
+      </w:r>
+    </w:p>
+    <w:p>
+      <w:pPr>
+        <w:pStyle w:val="ListBullet"/>
+        <w:spacing w:after="40"/>
+      </w:pPr>
+      <w:r>
+        <w:rPr>
+          <w:b/>
+          <w:sz w:val="18"/>
+        </w:rPr>
+        <w:t xml:space="preserve">[2025 Morning Shift] Q#3 (MCQ): </w:t>
+      </w:r>
+      <w:r>
+        <w:rPr>
+          <w:sz w:val="18"/>
+        </w:rPr>
+        <w:t xml:space="preserve">"The product of all solutions of the equation e^5(log_(e)x)^2+3=x^8,x&gt;0 , is :..."  </w:t>
+      </w:r>
+      <w:r>
+        <w:rPr>
+          <w:b/>
+          <w:color w:val="2B6CB0"/>
+          <w:sz w:val="18"/>
+        </w:rPr>
+        <w:t>[Ans: N/A]</w:t>
+      </w:r>
+    </w:p>
+    <w:p>
+      <w:pPr>
+        <w:pStyle w:val="ListBullet"/>
+        <w:spacing w:after="40"/>
+      </w:pPr>
+      <w:r>
+        <w:rPr>
+          <w:b/>
+          <w:sz w:val="18"/>
+        </w:rPr>
+        <w:t xml:space="preserve">[2023 Morning Shift] Q#1 (MCQ): </w:t>
+      </w:r>
+      <w:r>
+        <w:rPr>
+          <w:sz w:val="18"/>
+        </w:rPr>
+        <w:t xml:space="preserve">"If the solution of the equation log_(cosx)cotx+4log_(sinx)tanx=1,x ∈ (0,(π / 2)) , is sin^-1(\fracα+√(β)2) , ..."  </w:t>
+      </w:r>
+      <w:r>
+        <w:rPr>
+          <w:b/>
+          <w:color w:val="2B6CB0"/>
+          <w:sz w:val="18"/>
+        </w:rPr>
+        <w:t>[Ans: N/A]</w:t>
+      </w:r>
+    </w:p>
+    <w:p>
+      <w:pPr>
+        <w:spacing w:after="120"/>
+      </w:pPr>
+    </w:p>
+    <w:p>
+      <w:pPr>
+        <w:pStyle w:val="Heading2"/>
+      </w:pPr>
+      <w:r>
+        <w:rPr>
+          <w:color w:val="2B6CB0"/>
+          <w:sz w:val="24"/>
+        </w:rPr>
+        <w:t>3.2 Logarithm — Standard Calculations &amp; Problem Archetypes (Standard Yield — 2 PYQs)</w:t>
       </w:r>
     </w:p>
     <w:p>
@@ -800,33 +962,6 @@
           <w:b/>
           <w:sz w:val="18"/>
         </w:rPr>
-        <w:t xml:space="preserve">[2023 Morning Shift] Q#1 (MCQ): </w:t>
-      </w:r>
-      <w:r>
-        <w:rPr>
-          <w:sz w:val="18"/>
-        </w:rPr>
-        <w:t xml:space="preserve">"If the solution of the equation log_(cosx)cotx+4log_(sinx)tanx=1,x ∈ (0,(π / 2)) , is sin^-1(\fracα+√(β)2) , ..."  </w:t>
-      </w:r>
-      <w:r>
-        <w:rPr>
-          <w:b/>
-          <w:color w:val="2B6CB0"/>
-          <w:sz w:val="18"/>
-        </w:rPr>
-        <w:t>[Ans: N/A]</w:t>
-      </w:r>
-    </w:p>
-    <w:p>
-      <w:pPr>
-        <w:pStyle w:val="ListBullet"/>
-        <w:spacing w:after="40"/>
-      </w:pPr>
-      <w:r>
-        <w:rPr>
-          <w:b/>
-          <w:sz w:val="18"/>
-        </w:rPr>
         <w:t xml:space="preserve">[2023 Morning Shift] Q#4 (MCQ): </w:t>
       </w:r>
       <w:r>
@@ -858,190 +993,7 @@
           <w:color w:val="2B6CB0"/>
           <w:sz w:val="24"/>
         </w:rPr>
-        <w:t>3.2 Logarithm — Core Principles &amp; Governing Laws (Standard Yield — 2 PYQs)</w:t>
-      </w:r>
-    </w:p>
-    <w:p>
-      <w:r>
-        <w:rPr>
-          <w:b/>
-          <w:sz w:val="20"/>
-        </w:rPr>
-        <w:t xml:space="preserve">Core Principle: </w:t>
-      </w:r>
-      <w:r>
-        <w:rPr>
-          <w:sz w:val="20"/>
-        </w:rPr>
-        <w:t>Fundamental definitions, core postulates, and governing physical/chemical relations in Logarithm.</w:t>
-      </w:r>
-    </w:p>
-    <w:tbl>
-      <w:tblPr>
-        <w:tblW w:type="auto" w:w="0"/>
-        <w:jc w:val="center"/>
-        <w:tblLook w:firstColumn="1" w:firstRow="1" w:lastColumn="0" w:lastRow="0" w:noHBand="0" w:noVBand="1" w:val="04A0"/>
-      </w:tblPr>
-      <w:tblGrid>
-        <w:gridCol w:w="10080"/>
-      </w:tblGrid>
-      <w:tr>
-        <w:tc>
-          <w:tcPr>
-            <w:tcW w:type="dxa" w:w="10080"/>
-            <w:shd w:fill="FFF5F5"/>
-            <w:tcMar>
-              <w:top w:w="100" w:type="dxa"/>
-              <w:bottom w:w="100" w:type="dxa"/>
-              <w:left w:w="150" w:type="dxa"/>
-              <w:right w:w="150" w:type="dxa"/>
-            </w:tcMar>
-          </w:tcPr>
-          <w:p>
-            <w:r>
-              <w:rPr>
-                <w:b/>
-                <w:color w:val="C53030"/>
-                <w:sz w:val="19"/>
-              </w:rPr>
-              <w:t xml:space="preserve">⚠️ Common Trap / JEE Pitfall: </w:t>
-            </w:r>
-            <w:r>
-              <w:rPr>
-                <w:color w:val="2D3748"/>
-                <w:sz w:val="19"/>
-              </w:rPr>
-              <w:t>Carefully verify units, standard reference states, and sign conventions in Logarithm.</w:t>
-            </w:r>
-          </w:p>
-        </w:tc>
-      </w:tr>
-    </w:tbl>
-    <w:tbl>
-      <w:tblPr>
-        <w:tblW w:type="auto" w:w="0"/>
-        <w:jc w:val="center"/>
-        <w:tblLook w:firstColumn="1" w:firstRow="1" w:lastColumn="0" w:lastRow="0" w:noHBand="0" w:noVBand="1" w:val="04A0"/>
-      </w:tblPr>
-      <w:tblGrid>
-        <w:gridCol w:w="10080"/>
-      </w:tblGrid>
-      <w:tr>
-        <w:tc>
-          <w:tcPr>
-            <w:tcW w:type="dxa" w:w="10080"/>
-            <w:shd w:fill="F0FFF4"/>
-            <w:tcMar>
-              <w:top w:w="100" w:type="dxa"/>
-              <w:bottom w:w="100" w:type="dxa"/>
-              <w:left w:w="150" w:type="dxa"/>
-              <w:right w:w="150" w:type="dxa"/>
-            </w:tcMar>
-          </w:tcPr>
-          <w:p>
-            <w:r>
-              <w:rPr>
-                <w:b/>
-                <w:color w:val="276749"/>
-                <w:sz w:val="19"/>
-              </w:rPr>
-              <w:t xml:space="preserve">💡 Speed Hack / Trick: </w:t>
-            </w:r>
-            <w:r>
-              <w:rPr>
-                <w:color w:val="2D3748"/>
-                <w:sz w:val="19"/>
-              </w:rPr>
-              <w:t>Focus on high-yield formulas and standard limiting approximations tested in Logarithm PYQs.</w:t>
-            </w:r>
-          </w:p>
-        </w:tc>
-      </w:tr>
-    </w:tbl>
-    <w:p>
-      <w:pPr>
-        <w:spacing w:before="120" w:after="40"/>
-      </w:pPr>
-      <w:r>
-        <w:rPr>
-          <w:b/>
-          <w:color w:val="1A365D"/>
-          <w:sz w:val="19"/>
-        </w:rPr>
-        <w:t>Source PYQs testing this concept:</w:t>
-      </w:r>
-    </w:p>
-    <w:p>
-      <w:pPr>
-        <w:pStyle w:val="ListBullet"/>
-        <w:spacing w:after="40"/>
-      </w:pPr>
-      <w:r>
-        <w:rPr>
-          <w:b/>
-          <w:sz w:val="18"/>
-        </w:rPr>
-        <w:t xml:space="preserve">[2025 Morning Shift] Q#3 (MCQ): </w:t>
-      </w:r>
-      <w:r>
-        <w:rPr>
-          <w:sz w:val="18"/>
-        </w:rPr>
-        <w:t xml:space="preserve">"The product of all solutions of the equation e^5(log_(e)x)^2+3=x^8,x&gt;0 , is :..."  </w:t>
-      </w:r>
-      <w:r>
-        <w:rPr>
-          <w:b/>
-          <w:color w:val="2B6CB0"/>
-          <w:sz w:val="18"/>
-        </w:rPr>
-        <w:t>[Ans: N/A]</w:t>
-      </w:r>
-    </w:p>
-    <w:p>
-      <w:pPr>
-        <w:pStyle w:val="ListBullet"/>
-        <w:spacing w:after="40"/>
-      </w:pPr>
-      <w:r>
-        <w:rPr>
-          <w:b/>
-          <w:sz w:val="18"/>
-        </w:rPr>
-        <w:t xml:space="preserve">[2020 Shift] Q#3 (Numerical): </w:t>
-      </w:r>
-      <w:r>
-        <w:rPr>
-          <w:sz w:val="18"/>
-        </w:rPr>
-        <w:t>"The number of distinct solutions of the equation log_((1 / 2))|sinx|=2-log_((1 / 2))|cosx| in the interval</w:t>
-        <w:br/>
-        <w:t xml:space="preserve">[0, 2 π ], is ____...."  </w:t>
-      </w:r>
-      <w:r>
-        <w:rPr>
-          <w:b/>
-          <w:color w:val="2B6CB0"/>
-          <w:sz w:val="18"/>
-        </w:rPr>
-        <w:t>[Ans: 8]</w:t>
-      </w:r>
-    </w:p>
-    <w:p>
-      <w:pPr>
-        <w:spacing w:after="120"/>
-      </w:pPr>
-    </w:p>
-    <w:p>
-      <w:pPr>
-        <w:pStyle w:val="Heading2"/>
-      </w:pPr>
-      <w:r>
-        <w:rPr>
-          <w:color w:val="2B6CB0"/>
-          <w:sz w:val="24"/>
-        </w:rPr>
-        <w:t>3.3 Logarithm — Applied Cases, Reactions &amp; Traps (Standard Yield — 2 PYQs)</w:t>
+        <w:t>3.3 Logarithm — Applied Cases, Reactions &amp; Traps (Standard Yield — 0 PYQs)</w:t>
       </w:r>
     </w:p>
     <w:p>
@@ -1164,6 +1116,33 @@
           <w:b/>
           <w:sz w:val="18"/>
         </w:rPr>
+        <w:t xml:space="preserve">[2026 Evening Shift] Q#1 (MCQ): </w:t>
+      </w:r>
+      <w:r>
+        <w:rPr>
+          <w:sz w:val="18"/>
+        </w:rPr>
+        <w:t xml:space="preserve">"Let α=(1 / 4)+(1 / 8)+(1 / 16)+...∞ and β=(1 / 3)+(1 / 9)+(1 / 27)+...∞ . Then the value ..."  </w:t>
+      </w:r>
+      <w:r>
+        <w:rPr>
+          <w:b/>
+          <w:color w:val="2B6CB0"/>
+          <w:sz w:val="18"/>
+        </w:rPr>
+        <w:t>[Ans: C]</w:t>
+      </w:r>
+    </w:p>
+    <w:p>
+      <w:pPr>
+        <w:pStyle w:val="ListBullet"/>
+        <w:spacing w:after="40"/>
+      </w:pPr>
+      <w:r>
+        <w:rPr>
+          <w:b/>
+          <w:sz w:val="18"/>
+        </w:rPr>
         <w:t xml:space="preserve">[2026 Evening Shift] Q#2 (MCQ): </w:t>
       </w:r>
       <w:r>
@@ -1179,33 +1158,6 @@
           <w:sz w:val="18"/>
         </w:rPr>
         <w:t>[Ans: N/A]</w:t>
-      </w:r>
-    </w:p>
-    <w:p>
-      <w:pPr>
-        <w:pStyle w:val="ListBullet"/>
-        <w:spacing w:after="40"/>
-      </w:pPr>
-      <w:r>
-        <w:rPr>
-          <w:b/>
-          <w:sz w:val="18"/>
-        </w:rPr>
-        <w:t xml:space="preserve">[2021 Morning Shift] Q#2 (Numerical): </w:t>
-      </w:r>
-      <w:r>
-        <w:rPr>
-          <w:sz w:val="18"/>
-        </w:rPr>
-        <w:t xml:space="preserve">"The number of solutions of the equation log 4 (x - 1) = log 2 (x - 3) is _________...."  </w:t>
-      </w:r>
-      <w:r>
-        <w:rPr>
-          <w:b/>
-          <w:color w:val="2B6CB0"/>
-          <w:sz w:val="18"/>
-        </w:rPr>
-        <w:t>[Ans: 1]</w:t>
       </w:r>
     </w:p>
     <w:p>
@@ -1459,127 +1411,6 @@
               <w:t>Solution Analysis:</w:t>
               <w:br/>
               <w:t>log_((x+3))(6x^2+28x+30)=5-2log_((6x+10))(x^2+6x+9)-1 log_((x+3))2(3x^2+14x+15)+2log_((6x+10))(x^2+6x+9)=5 log_((x+3))2(x+3)(3x+5)+2log_((6x+10))(x+3)^2=5 log_((x+3))(x+3)+log_((x+3))(6x+10)+4log_((6x+10))(x+3)=5 log_((x+3))(6x+10)+4log_((6x+10))(x+3)=4log_((x+3))(x+3)=1 Let, log_((x+3))(6x+10)=t ⇒ log_((6x+10))(x+3)=(1 / t) ∴ t+4 × (1 / t)=4 t^2-4t+4=0 (t-2)^2=0⟹t=2 Checkingx=1in equation (1) log_((1+3))(6(1)^2+28(1)+30)=5-2log_((6(1)+10))(1^2+6(1)+9) log_(4)64=5-2log_(16)16 3=5-2=3true Checkingx=-1in equation (1) log_((-1+3))(6(-1)^2+28(-1)+30)=5-2log_((6(-1)+10))((-1)^2+6(-1)+9) log_(2)8=5-2log_(4)4 3=3true So, solutions arex=1andx=-1 Sum of solution=1+(-1)=0</w:t>
-            </w:r>
-          </w:p>
-        </w:tc>
-      </w:tr>
-    </w:tbl>
-    <w:p>
-      <w:pPr>
-        <w:spacing w:after="120"/>
-      </w:pPr>
-    </w:p>
-    <w:p>
-      <w:pPr>
-        <w:spacing w:before="160" w:after="40"/>
-      </w:pPr>
-      <w:r>
-        <w:rPr>
-          <w:b/>
-          <w:color w:val="1A365D"/>
-          <w:sz w:val="22"/>
-        </w:rPr>
-        <w:t>Benchmark Problem 3: JEE Main 2025 (Online) 22nd January Morning Shift (Q#3)</w:t>
-      </w:r>
-    </w:p>
-    <w:p>
-      <w:pPr>
-        <w:spacing w:after="80"/>
-      </w:pPr>
-      <w:r>
-        <w:rPr>
-          <w:sz w:val="20"/>
-        </w:rPr>
-        <w:t>The product of all solutions of the equation e^5(log_(e)x)^2+3=x^8,x&gt;0 , is :</w:t>
-      </w:r>
-    </w:p>
-    <w:p>
-      <w:pPr>
-        <w:pStyle w:val="ListBullet"/>
-        <w:spacing w:after="20"/>
-      </w:pPr>
-      <w:r>
-        <w:rPr>
-          <w:sz w:val="19"/>
-        </w:rPr>
-        <w:t>(A) e^2</w:t>
-      </w:r>
-    </w:p>
-    <w:p>
-      <w:pPr>
-        <w:pStyle w:val="ListBullet"/>
-        <w:spacing w:after="20"/>
-      </w:pPr>
-      <w:r>
-        <w:rPr>
-          <w:sz w:val="19"/>
-        </w:rPr>
-        <w:t>(B) e</w:t>
-      </w:r>
-    </w:p>
-    <w:p>
-      <w:pPr>
-        <w:pStyle w:val="ListBullet"/>
-        <w:spacing w:after="20"/>
-      </w:pPr>
-      <w:r>
-        <w:rPr>
-          <w:sz w:val="19"/>
-        </w:rPr>
-        <w:t>(C) e^6/5</w:t>
-      </w:r>
-    </w:p>
-    <w:p>
-      <w:pPr>
-        <w:pStyle w:val="ListBullet"/>
-        <w:spacing w:after="20"/>
-      </w:pPr>
-      <w:r>
-        <w:rPr>
-          <w:sz w:val="19"/>
-        </w:rPr>
-        <w:t>(D) e^8/5</w:t>
-      </w:r>
-    </w:p>
-    <w:tbl>
-      <w:tblPr>
-        <w:tblW w:type="auto" w:w="0"/>
-        <w:jc w:val="center"/>
-        <w:tblLook w:firstColumn="1" w:firstRow="1" w:lastColumn="0" w:lastRow="0" w:noHBand="0" w:noVBand="1" w:val="04A0"/>
-      </w:tblPr>
-      <w:tblGrid>
-        <w:gridCol w:w="10080"/>
-      </w:tblGrid>
-      <w:tr>
-        <w:tc>
-          <w:tcPr>
-            <w:tcW w:type="dxa" w:w="10080"/>
-            <w:shd w:fill="F7FAFC"/>
-            <w:tcMar>
-              <w:top w:w="100" w:type="dxa"/>
-              <w:bottom w:w="100" w:type="dxa"/>
-              <w:left w:w="150" w:type="dxa"/>
-              <w:right w:w="150" w:type="dxa"/>
-            </w:tcMar>
-          </w:tcPr>
-          <w:p>
-            <w:r>
-              <w:rPr>
-                <w:b/>
-                <w:color w:val="1A365D"/>
-                <w:sz w:val="19"/>
-              </w:rPr>
-              <w:t>Correct Answer: None</w:t>
-              <w:br/>
-            </w:r>
-            <w:r>
-              <w:rPr>
-                <w:color w:val="2D3748"/>
-                <w:sz w:val="18"/>
-              </w:rPr>
-              <w:t>Solution Analysis:</w:t>
-              <w:br/>
-              <w:t>We begin with the equation: e^5(log_(e)x)^2+3=x^8,x&gt;0. Equating the exponents, we have: 5(log_(e)x)^2+3=log_(e)x^8=8log_(e)x. Let t=log_(e)x . Substituting, the equation becomes: 5t^2+3=8t. Rewriting this as a quadratic equation: 5t^2-8t+3=0. Factoring the quadratic: 5t^2-5t-3t+3=0, (5t-3)(t-1)=0. Thus, the solutions for t are: t=1 implies log_(e)x=1 , giving x=e . t=(3 / 5) implies log_(e)x=(3 / 5) , giving x=e^(3 / 5) . The product of all solutions is: e^1 × e^(3 / 5)=e^1+(3 / 5)=e^(8 / 5).</w:t>
             </w:r>
           </w:p>
         </w:tc>
